--- a/Module Edit Docs/I14 - Edit Doc.docx
+++ b/Module Edit Docs/I14 - Edit Doc.docx
@@ -18,6 +18,77 @@
           <w:sz w:val="19"/>
         </w:rPr>
         <w:t>HOW TO USE: edit the wording directly (Track Changes if you like). For layout or a figure (size, position, wrong/missing image) write a short instruction in [brackets] right where it applies. Send it back and I apply the wording to the page and the layout notes to the styling, then regenerate. This is a content+notes doc, so it will not look exactly like the web page.</w:t>
+      </w:r>
+    </w:p>
+    <w:p/>
+    <w:p>
+      <w:r>
+        <w:rPr>
+          <w:b/>
+          <w:color w:val="B00000"/>
+          <w:sz w:val="21"/>
+        </w:rPr>
+        <w:t>ISSUES FLAGGED FOR THIS MODULE (5)</w:t>
+      </w:r>
+    </w:p>
+    <w:p>
+      <w:r>
+        <w:rPr>
+          <w:i/>
+          <w:color w:val="5A5A5A"/>
+          <w:sz w:val="19"/>
+        </w:rPr>
+        <w:t>These were found while the module was built and are not part of the prose. SOURCE means the defect is in a deck, a Notion page or the source index and has to be fixed there too. DECISION means it needs your call before the page is final. NOTE is for information. Answer them in [brackets] like any other instruction.</w:t>
+      </w:r>
+    </w:p>
+    <w:p>
+      <w:r>
+        <w:rPr>
+          <w:i/>
+          <w:color w:val="B00000"/>
+          <w:sz w:val="19"/>
+        </w:rPr>
+        <w:t>[SOURCE: The v2022 deck teaches tamponade incorrectly in two places. Slide 308: "one can detect this by noting a loss of x and y descent." Slide 309: "Tamponade causes loss of x and y descents." The x descent is preserved and usually dominant, because ejection is the only moment total cardiac volume can fall. Only the y is lost. Confirmed against Zhang, Kerins and Byrd, Echocardiography 1994, PMID 10150627. Slide 308 also contradicts itself, since its own question asks why tamponade lacks a prominent y descent and its annotated figure marks loss of the y alone. The correct version is already in the library at pac-modules-patrick-lindsay-v1 slide 121, so the fix is a copy. These slides feed the N7 topic 3 bank and the sim-day items, so the error propagates.]</w:t>
+      </w:r>
+    </w:p>
+    <w:p>
+      <w:r>
+        <w:rPr>
+          <w:i/>
+          <w:color w:val="0050A0"/>
+          <w:sz w:val="19"/>
+        </w:rPr>
+        <w:t>[DECISION: Three of our own sources disagree on where to read a right atrial pressure, and this needs a curriculum-level answer rather than a per-module one. v2022 slide 293 says the z point. This page and Magder say the base of the c wave, the same instant. pulmonary-artery-catheter-1 slide 11 says average the top and bottom of the a wave. I15 says the peak of the a wave, after v2022 slide 277. n7-t3 says the a wave averaged top to bottom. They diverge in exactly the patients where the reading changes management. Every location is marked in the HTML with TODO-CVPREAD. Once decided, all four pages get corrected together.]</w:t>
+      </w:r>
+    </w:p>
+    <w:p>
+      <w:r>
+        <w:rPr>
+          <w:i/>
+          <w:color w:val="B00000"/>
+          <w:sz w:val="19"/>
+        </w:rPr>
+        <w:t>[SOURCE: The Notion "CVP Waveform Alterations" page is confirmed empty, title line only. This module was built from the deck instead. This is the page Gustavo offered to write.]</w:t>
+      </w:r>
+    </w:p>
+    <w:p>
+      <w:r>
+        <w:rPr>
+          <w:i/>
+          <w:color w:val="5A5A5A"/>
+          <w:sz w:val="19"/>
+        </w:rPr>
+        <w:t>[NOTE: Two claims were dropped for want of support: the deck's claim that a femoral CVP tracks RA pressure within about 1 mmHg, kept as the curriculum's own practical guidance rather than attributed to literature, and any percentage for the atrial contribution to RV filling, where only LV data exists.]</w:t>
+      </w:r>
+    </w:p>
+    <w:p>
+      <w:r>
+        <w:rPr>
+          <w:i/>
+          <w:color w:val="5A5A5A"/>
+          <w:sz w:val="19"/>
+        </w:rPr>
+        <w:t>[NOTE: The five abnormal CVP tracings are stored as TIFF, which browsers do not render. They were converted to PNG keeping source-derived filenames.]</w:t>
       </w:r>
     </w:p>
     <w:p/>
@@ -541,7 +612,7 @@
     </w:p>
     <w:p>
       <w:r>
-        <w:t>The reason is mechanical rather than conventional. At that instant the atrium has finished contracting, the ventricle has begun to contract, and the tricuspid valve has not yet closed. Atrium and ventricle are still one continuous chamber and their pressures are equal. The pressure measured there is therefore the right ventricular end-diastolic pressure, read from a catheter that never entered the ventricle. That is the quantity the Frank-Starling relationship is about, subject to all the caveats Module I11 attached to converting a filling pressure into a preload. Magder reaches the same landmark from the other direction and calls it the base of the c wave, arguing that when leveling, respiratory effort and the physiological determinants of the pressure are all properly accounted for, the value at the base of the c wave gives a good indication of the filling of the right ventricle and a value that can be followed over time.</w:t>
+        <w:t>The reason is mechanical rather than conventional. At that instant the atrium has finished contracting, the ventricle has begun to contract, and the tricuspid valve has not yet closed. Atrium and ventricle are still one continuous chamber and their pressures are equal. The pressure measured there is therefore the right ventricular end-diastolic pressure, read from a catheter that never entered the ventricle. That is the quantity the Frank-Starling relationship is about, subject to all the caveats Module I11 attached to converting a filling pressure into a preload. Magder reaches the same landmark from the other direction and calls it the base of the c wave , arguing that when leveling, respiratory effort and the physiological determinants of the pressure are all properly accounted for, the value at the base of the c wave gives a good indication of the filling of the right ventricle and a value that can be followed over time.</w:t>
       </w:r>
     </w:p>
     <w:p>

--- a/Module Edit Docs/I14 - Edit Doc.docx
+++ b/Module Edit Docs/I14 - Edit Doc.docx
@@ -65,10 +65,10 @@
       <w:r>
         <w:rPr>
           <w:i/>
-          <w:color w:val="B00000"/>
+          <w:color w:val="5A5A5A"/>
           <w:sz w:val="19"/>
         </w:rPr>
-        <w:t>[SOURCE: The Notion "CVP Waveform Alterations" page is confirmed empty, title line only. This module was built from the deck instead. This is the page Gustavo offered to write.]</w:t>
+        <w:t>[NOTE: The Notion "CVP Waveform Alterations" page is empty, title line only, so this module was built from the v2022 RA module instead. Decided 2026-08-17 that the Notion page will not be backfilled. This page is the curriculum's treatment of the material.]</w:t>
       </w:r>
     </w:p>
     <w:p>

--- a/Module Edit Docs/I14 - Edit Doc.docx
+++ b/Module Edit Docs/I14 - Edit Doc.docx
@@ -28,7 +28,7 @@
           <w:color w:val="B00000"/>
           <w:sz w:val="21"/>
         </w:rPr>
-        <w:t>ISSUES FLAGGED FOR THIS MODULE (5)</w:t>
+        <w:t>ISSUES FLAGGED FOR THIS MODULE (6)</w:t>
       </w:r>
     </w:p>
     <w:p>
@@ -55,10 +55,10 @@
       <w:r>
         <w:rPr>
           <w:i/>
-          <w:color w:val="0050A0"/>
+          <w:color w:val="5A5A5A"/>
           <w:sz w:val="19"/>
         </w:rPr>
-        <w:t>[DECISION: Three of our own sources disagree on where to read a right atrial pressure, and this needs a curriculum-level answer rather than a per-module one. v2022 slide 293 says the z point. This page and Magder say the base of the c wave, the same instant. pulmonary-artery-catheter-1 slide 11 says average the top and bottom of the a wave. I15 says the peak of the a wave, after v2022 slide 277. n7-t3 says the a wave averaged top to bottom. They diverge in exactly the patients where the reading changes management. Every location is marked in the HTML with TODO-CVPREAD. Once decided, all four pages get corrected together.]</w:t>
+        <w:t>[NOTE: The RAP-reading disagreement is resolved site-wide as of 2026-09-12: right atrial pressure is read at the z point, the base of the c wave, and the a wave peak read at end expiration is acceptable in practice when the c wave cannot be identified. This page uses the z point throughout, stated in the Physiologic insight callout after the z point section. TODO-CVPREAD is removed from this page. i15, pulmonary-artery-catheter-1 slide 11, and n7-t3 still carry the older a wave convention and need the same correction on their own passes.]</w:t>
       </w:r>
     </w:p>
     <w:p>
@@ -89,6 +89,16 @@
           <w:sz w:val="19"/>
         </w:rPr>
         <w:t>[NOTE: The five abnormal CVP tracings are stored as TIFF, which browsers do not render. They were converted to PNG keeping source-derived filenames.]</w:t>
+      </w:r>
+    </w:p>
+    <w:p>
+      <w:r>
+        <w:rPr>
+          <w:i/>
+          <w:color w:val="5A5A5A"/>
+          <w:sz w:val="19"/>
+        </w:rPr>
+        <w:t>[NOTE: Fixup pass 2026-09-13 applied the missed "technical checks are not separate from the physiology" paragraph after the mechanical-preconditions list. The Magder 119-patient/29 percent active-expiration insertion was not applied: those figures already appear on the page in the fuller paragraph (60 cardiac, 59 non-cardiac, screening detail), and replacing it with the shorter insertion would delete verified detail solely to shorten, which the fixup rules disallow.]</w:t>
       </w:r>
     </w:p>
     <w:p/>
@@ -149,12 +159,12 @@
     </w:p>
     <w:p>
       <w:r>
-        <w:t>A wave is tall for exactly two reasons: more volume was moved, or the chamber that received it was stiffer. Nothing else can produce a large deflection. Reading a trace is therefore never a matter of recognising shapes from an atlas. It is a matter of asking, for each abnormal deflection, whether the volume changed or the compliance did, and the answer usually narrows the differential to two or three conditions before any other information is brought to bear.</w:t>
+        <w:t>For pressure changes produced by volume entering or leaving a compliant chamber, the size of the deflection depends principally on how much volume moves and the compliance of the chamber receiving it. A given volume shift generates a larger pressure change when the receiving chamber is less compliant. When flow must also cross an obstructed valve, however, the pressure gradient required to move that volume becomes an additional determinant. Reading a trace is therefore never a matter of recognising shapes from an atlas. It is a matter of asking what volume moved, what chamber received it, how compliant that chamber was, and whether anything obstructed the path between them.</w:t>
       </w:r>
     </w:p>
     <w:p>
       <w:r>
-        <w:t>The second thing to internalise is the scale. A normal mean right atrial pressure is 1 to 6 mmHg and the individual waves within it are a few millimetres of mercury tall, against fifty or sixty for a systemic arterial excursion. Both classes of error Module I3 catalogued therefore land harder here. A transducer set 10 cm below the phlebostatic axis adds about 7.4 mmHg to every reading, which nobody notices on an arterial line and which more than doubles a central venous pressure of 6. And an overdamped fluid column, which merely rounds off an arterial trace, can erase the c wave outright, blunt both descents, and turn the distinctive tracing of tricuspid regurgitation into something unremarkable. Everything below assumes a system that has passed a fast flush test. If it has not, the shape you are interpreting may belong to the tubing.</w:t>
+        <w:t>The second thing to internalise is the scale. A normal mean right atrial pressure is 0 to 6 mmHg and the individual waves within it are a few millimetres of mercury tall, against fifty or sixty for a systemic arterial excursion. Both classes of error Module I3 catalogued therefore land harder here. A transducer set 10 cm below the phlebostatic axis adds about 7.4 mmHg to every reading, which nobody notices on an arterial line and which more than doubles a central venous pressure of 6. And an overdamped fluid column, which merely rounds off an arterial trace, can erase the c wave outright, blunt both descents, and turn the distinctive tracing of tricuspid regurgitation into something unremarkable. Everything below assumes a system that has passed a fast flush test. If it has not, the shape you are interpreting may belong to the tubing.</w:t>
       </w:r>
     </w:p>
     <w:p>
@@ -221,6 +231,14 @@
       </w:r>
     </w:p>
     <w:p>
+      <w:pPr>
+        <w:pStyle w:val="Heading3"/>
+      </w:pPr>
+      <w:r>
+        <w:t>The a wave: atrial contraction</w:t>
+      </w:r>
+    </w:p>
+    <w:p>
       <w:r>
         <w:t>The a wave is the first positive deflection of the cycle and it is produced by atrial systole. It follows the P wave rather than coinciding with it, because the P wave is the electrical event and the pressure rise is its mechanical consequence, separated by the time required for depolarisation to propagate and for the myocardium to develop tension. That is why the a wave sits inside the PR interval, and it is the same electromechanical delay Module I3 quantified on the arterial side.</w:t>
       </w:r>
@@ -231,8 +249,24 @@
       </w:r>
     </w:p>
     <w:p>
+      <w:pPr>
+        <w:pStyle w:val="Heading3"/>
+      </w:pPr>
+      <w:r>
+        <w:t>The c wave: the tricuspid valve bulging backwards</w:t>
+      </w:r>
+    </w:p>
+    <w:p>
       <w:r>
         <w:t>The c wave is a small positive deflection that interrupts the fall in pressure after atrial systole. It is produced by the closing tricuspid valve bulging backwards into the atrium during isovolumic ventricular contraction, and it coincides with the end of the QRS complex. It is the smallest and briefest feature on the trace, and it is also the one most often absent from a bedside tracing, which is worth knowing because its absence is usually an artefact rather than a finding. A brief, low-amplitude deflection is exactly the kind of feature that carries most of its energy in the higher harmonics, and it is therefore exactly what an overdamped fluid column removes first. If the c wave has disappeared from a trace that used to have one, flush the line before concluding anything about the patient.</w:t>
+      </w:r>
+    </w:p>
+    <w:p>
+      <w:pPr>
+        <w:pStyle w:val="Heading3"/>
+      </w:pPr>
+      <w:r>
+        <w:t>The x descent: the floor of the atrium drops away</w:t>
       </w:r>
     </w:p>
     <w:p>
@@ -242,7 +276,15 @@
     </w:p>
     <w:p>
       <w:r>
-        <w:t>That mechanism makes the x descent the most diagnostically loaded feature on the trace. It requires the atrium to be sealed off from the ventricle during ejection, so any leak across the tricuspid valve abolishes it, and in a heart whose total volume is fixed from outside, ejection is the only moment the atrium can gain volume, so the x descent becomes the only descent that survives. Tricuspid regurgitation and cardiac tamponade sit at opposite ends of that single sentence.</w:t>
+        <w:t>That mechanism makes the x descent the most diagnostically loaded feature on the trace. It requires the atrium to be effectively isolated from the ventricle during ejection. Significant tricuspid regurgitation therefore blunts the x descent, and torrential regurgitation may abolish it as the c and v waves merge into a broad systolic CV wave. Tricuspid regurgitation and cardiac tamponade sit at opposite ends of that single sentence.</w:t>
+      </w:r>
+    </w:p>
+    <w:p>
+      <w:pPr>
+        <w:pStyle w:val="Heading3"/>
+      </w:pPr>
+      <w:r>
+        <w:t>The v wave: filling against a closed valve</w:t>
       </w:r>
     </w:p>
     <w:p>
@@ -251,8 +293,24 @@
       </w:r>
     </w:p>
     <w:p>
+      <w:pPr>
+        <w:pStyle w:val="Heading3"/>
+      </w:pPr>
+      <w:r>
+        <w:t>The y descent: early diastolic emptying</w:t>
+      </w:r>
+    </w:p>
+    <w:p>
       <w:r>
         <w:t>The tricuspid valve opens at the crest of the v wave and the atrium empties passively into the ventricle, producing the y descent. Its depth reflects how much pressure the atrium had accumulated and its steepness how readily the ventricle accepts the volume, so a compliant ventricle in early diastole gives a smooth, unhurried descent. Deviations run in both directions and both are informative. A ventricle that is stiff but not obstructed early gives an abrupt deep descent followed by an equally abrupt rebound as it reaches its limit. A ventricle that cannot enlarge at all, because something outside the heart prevents it, gives no descent.</w:t>
+      </w:r>
+    </w:p>
+    <w:p>
+      <w:pPr>
+        <w:pStyle w:val="Heading3"/>
+      </w:pPr>
+      <w:r>
+        <w:t>Timing everything against the electrocardiogram</w:t>
       </w:r>
     </w:p>
     <w:p>
@@ -612,7 +670,7 @@
     </w:p>
     <w:p>
       <w:r>
-        <w:t>The reason is mechanical rather than conventional. At that instant the atrium has finished contracting, the ventricle has begun to contract, and the tricuspid valve has not yet closed. Atrium and ventricle are still one continuous chamber and their pressures are equal. The pressure measured there is therefore the right ventricular end-diastolic pressure, read from a catheter that never entered the ventricle. That is the quantity the Frank-Starling relationship is about, subject to all the caveats Module I11 attached to converting a filling pressure into a preload. Magder reaches the same landmark from the other direction and calls it the base of the c wave , arguing that when leveling, respiratory effort and the physiological determinants of the pressure are all properly accounted for, the value at the base of the c wave gives a good indication of the filling of the right ventricle and a value that can be followed over time.</w:t>
+        <w:t>The reason is mechanical rather than conventional. At that instant the atrium has finished contracting, the ventricle has begun to contract, and the tricuspid valve has not yet closed. Atrium and ventricle are still one continuous chamber and their pressures are equal. The pressure measured there is therefore the right ventricular end-diastolic pressure, read from a catheter that never entered the ventricle, provided there is no important end-diastolic pressure gradient across the tricuspid valve. That is the quantity the Frank-Starling relationship is about, subject to all the caveats Module I11 attached to converting a filling pressure into a preload. Magder reaches the same landmark from the other direction and calls it the base of the c wave, arguing that when leveling, respiratory effort and the physiological determinants of the pressure are all properly accounted for, the value at the base of the c wave gives a good indication of the filling of the right ventricle and a value that can be followed over time. The c wave itself does not have to be clearly visible for this principle to hold. It is a landmark for a physiologic instant, not a requirement for the measurement. Because the c wave is small and easily attenuated by an overdamped monitoring system, the equivalent end-diastolic point can still be located from the simultaneously displayed ECG and the surrounding atrial waveform. A missing c wave should not force the reader to choose a different phase of the cardiac cycle.</w:t>
       </w:r>
     </w:p>
     <w:p>
@@ -627,12 +685,27 @@
     </w:p>
     <w:p>
       <w:r>
+        <w:t>That does not make mean right atrial pressure a meaningless or "incorrect" pressure. It answers a different physiologic question. Mean RAP represents the average downstream pressure against which the systemic venous circulation returns blood and is therefore relevant to the venous-return gradient and to venous congestion. The z point is chosen when the question is specifically the pressure present at the end of right ventricular filling. A waveform therefore contains several legitimate pressures. The error is asking one of them to answer a question that belongs to another.</w:t>
+      </w:r>
+    </w:p>
+    <w:p>
+      <w:r>
+        <w:t>Even a perfectly timed intravascular pressure is not automatically the pressure distending the right ventricle. The transducer reports pressure relative to atmosphere, whereas ventricular filling depends on transmural pressure: the pressure inside the chamber relative to the pressure surrounding it. This distinction becomes particularly important when pleural or pericardial pressure is substantially abnormal. The correct cardiac-cycle landmark therefore solves the timing problem, not every limitation of filling-pressure interpretation.</w:t>
+      </w:r>
+    </w:p>
+    <w:p>
+      <w:r>
+        <w:t>Identifying the correct point within the cardiac cycle solves only half of the measurement. Right atrial pressure also varies across the respiratory cycle because changes in pleural pressure are transmitted almost completely to the thin-walled atrium. A properly timed right atrial pressure therefore has two coordinates: a cardiac coordinate, the z point or base of the c wave, and a respiratory coordinate, the moment at which respiratory muscle pressure contributes least to the measured value. The next step is to identify that respiratory reference correctly.</w:t>
+      </w:r>
+    </w:p>
+    <w:p>
+      <w:r>
         <w:rPr>
           <w:i/>
           <w:color w:val="9A6B00"/>
           <w:sz w:val="19"/>
         </w:rPr>
-        <w:t>[Physiologic Insight box: The curriculum's own sources disagree about where to put the cursor on a right atrial tracing, and the disagreement is worth knowing rather than papering over. One pulmonary artery catheter teaching set instructs the learner to locate the a wave within the PR interval and average its top and bottom. The v2022 module and Magder both place the reading at the z point, at the base of the c wave. In a normal trace the two answers differ by a fraction of a millimetre of mercury and the choice is immaterial. In the patients where the reading changes management, a stiff right ventricle with a tall a wave, they diverge, and they diverge in the direction that matters, because averaging across a tall a wave pulls the estimate upwards and makes an underfilled ventricle look full. Prefer the z point, and note that the corresponding convention for the wedge tracing is different again, for reasons Module I15 takes up. (target: i15.html)]</w:t>
+        <w:t>[Physiologic Insight box: Published descriptions and hemodynamic teaching conventions are not entirely uniform about where right atrial pressure should be read within the cardiac cycle. Some approaches use the a wave, often averaging its peak and trough, whereas others recommend the z point at the base of the c wave. In a normal waveform the numerical difference is usually small, but the two approaches can diverge substantially when the a wave is prominent, as in a stiff or pressure-loaded right ventricle. The reason is physiologic: the a wave includes the transient pressure generated by active atrial contraction, whereas the z point is intended to approximate the pressure present at the end of right ventricular filling. Mean RAP represents yet another quantity, the average venous backpressure over the cardiac cycle. HemoSim resolved this site-wide on 2026-09-12: right atrial pressure is read at the z point, and the a wave peak read at end expiration is acceptable in practice when the c wave cannot be identified. This module uses the z point throughout. The corresponding convention for the pulmonary artery wedge pressure differs for reasons developed in Module I15 (opens in a new tab). (target: i15.html)]</w:t>
       </w:r>
     </w:p>
     <w:p>
@@ -644,13 +717,29 @@
       </w:r>
     </w:p>
     <w:p>
+      <w:pPr>
+        <w:pStyle w:val="Heading3"/>
+      </w:pPr>
       <w:r>
-        <w:t>The gradient driving blood back to the heart is a few mmHg wide, so the measurement has to be good to a fraction of that to be worth making. Magder's summary of the problem is that great care must be taken with the technical factors, and the technical factors divide into three groups.</w:t>
+        <w:t>The cardiac point is only half of the measurement</w:t>
       </w:r>
     </w:p>
     <w:p>
       <w:r>
-        <w:t>Module I3 established the end-expiratory convention and the reason for it, and the argument applies with particular force to a venous trace, because the right atrium is thin walled and transmits pleural pressure almost completely. What matters here is the consequence for where you put the cursor, which is easy to get backwards. End expiration sits at opposite ends of the excursion in the two ventilatory modes. During spontaneous inspiration pleural pressure falls and the trace descends with the breath, so end expiration is the peak. During a positive pressure breath pleural pressure rises and the trace climbs, so end expiration is the trough, which is what the curriculum's question bank compresses into "vent equals valley". Both readings land at the same physiological instant, which is what makes a value measured on a ventilated patient comparable to one measured after extubation.</w:t>
+        <w:t>Choosing the correct point in the cardiac cycle is not enough. Right atrial pressure also moves with respiration because the thin-walled atrium is exposed to changes in pleural pressure. The same cardiac beat can therefore appear at different pressures depending on where it occurs within the respiratory cycle.</w:t>
+      </w:r>
+    </w:p>
+    <w:p>
+      <w:pPr>
+        <w:pStyle w:val="Heading3"/>
+      </w:pPr>
+      <w:r>
+        <w:t>Where in the respiratory cycle to read</w:t>
+      </w:r>
+    </w:p>
+    <w:p>
+      <w:r>
+        <w:t>The usual reference is end expiration, because in a passively breathing patient respiratory muscle pressure is closest to zero and pleural pressure is closest to its resting value at that moment. During spontaneous breathing, inspiration lowers pleural pressure and pulls the right atrial trace downward, so end expiration lies toward the upper end of the respiratory excursion, the peak. During positive-pressure ventilation, inspiration raises pleural pressure and pushes the trace upward, so end expiration lies toward the lower end, the trough. The waveform moves in opposite directions, but the physiologic reference is the same: a passive end-expiratory moment.</w:t>
       </w:r>
     </w:p>
     <w:p>
@@ -709,18 +798,62 @@
       </w:r>
     </w:p>
     <w:p>
+      <w:pPr>
+        <w:pStyle w:val="Heading3"/>
+      </w:pPr>
       <w:r>
-        <w:t>Buried in the convention is the assumption that end expiration is a passive moment, and Magder and colleagues measured how often that holds. Reviewing the tracings nurses took at the morning shift change in a consecutive series of 119 intensive care patients, 60 after cardiac surgery and 59 after non-cardiac surgery, they found 29 percent had active expiration, split evenly between a pattern in which the pressure falls during expiration and one in which it rises. It was not predicted by the type of surgery, bronchodilator use, chronic obstructive lung disease or abdominal distension, and it was commoner in patients who were neither ventilated nor on vasopressors, which is to say the more awake ones. It cannot be anticipated from the chart, only seen on the trace, and where it is present the end-expiratory point is the moment of highest rather than lowest pleural pressure, so the correction the convention is meant to make runs backwards.</w:t>
+        <w:t>The exception: active expiration</w:t>
       </w:r>
     </w:p>
     <w:p>
       <w:r>
-        <w:t>All of that requires a waveform on a screen or on paper. Magder's summary of his own review is blunt: there is much more to the measurement of central venous pressure than the simple digital value on the monitor, and the actual waveform should always be examined. The corollary is practical. Set the scale so the waveform fills the display rather than sitting flat at the bottom of a 0 to 50 mmHg channel, choose a sweep speed slow enough to show a full respiratory cycle when you are looking for the swing and fast enough to separate the waves when you are looking at morphology, and freeze or print the trace before placing a cursor. The reassuring finding from the same active expiration study is that this is a teachable skill and not a specialist one, since agreement on the value between a physician and a bedside nurse was 96 percent. The failure mode is not that people read tracings badly. It is that they do not look at tracings at all.</w:t>
+        <w:t>The end-expiratory convention assumes that expiration is passive. If the patient actively recruits expiratory muscles, that assumption fails. Abdominal and expiratory muscle contraction progressively raises pleural pressure during expiration, pushing the right atrial pressure upward for a reason external to the heart. End expiration then becomes the point at which the respiratory pressure artifact may be greatest rather than smallest.</w:t>
       </w:r>
     </w:p>
     <w:p>
       <w:r>
-        <w:t>Three further conditions have to hold before the trace is worth reading, and each of them has a physiologic reason rather than being a piece of ritual.</w:t>
+        <w:t>In active expiration, measure at the beginning of expiration, before expiratory muscle contraction has substantially raised pleural pressure.</w:t>
+      </w:r>
+    </w:p>
+    <w:p>
+      <w:r>
+        <w:t>Magder and colleagues measured how often the passive-expiration assumption holds. Reviewing the tracings nurses took at the morning shift change in a consecutive series of 119 intensive care patients, 60 after cardiac surgery and 59 after non-cardiac surgery, they found 29 percent had active expiration, split evenly between a pattern in which the pressure falls during expiration and one in which it rises. It was not predicted by the type of surgery, bronchodilator use, chronic obstructive lung disease or abdominal distension, and it was commoner in patients who were neither ventilated nor on vasopressors, which is to say the more awake ones. It cannot be anticipated from the chart, only seen on the trace, which is why the beginning-of-expiration reading described above is the one to use whenever active expiration is present.</w:t>
+      </w:r>
+    </w:p>
+    <w:p>
+      <w:pPr>
+        <w:pStyle w:val="Heading3"/>
+      </w:pPr>
+      <w:r>
+        <w:t>Read the trace, not the number</w:t>
+      </w:r>
+    </w:p>
+    <w:p>
+      <w:r>
+        <w:t>The cardiac and respiratory landmarks tell us when to read the pressure. They do not guarantee that the pressure displayed at that moment is accurate. This matters particularly on the venous side, where the physiologic gradients of interest are only a few millimetres of mercury wide. An error that would barely change the interpretation of a systemic arterial pressure can equal or exceed the entire pressure gradient driving venous return. The waveform therefore has to be trustworthy before a cursor is placed on it.</w:t>
+      </w:r>
+    </w:p>
+    <w:p>
+      <w:r>
+        <w:t>Start by looking at the trace rather than the digital number. Set the pressure scale so that the venous waveform occupies a useful portion of the display instead of sitting nearly flat at the bottom of a 0 to 50 mmHg channel. Sweep speed should match the question being asked: use a slower sweep when identifying the respiratory excursion and a faster one when separating the a, c and v waves and the x and y descents. Freeze or print the tracing before measuring it. The monitor may calculate a number continuously, but the clinician should be able to identify the physiologic event from which that number is being taken. The reassuring finding from the active expiration study above is that this is a teachable skill and not a specialist one: agreement on the value between a physician and a bedside nurse was 96 percent. The failure mode is not that people read tracings badly. It is that they do not look at tracings at all.</w:t>
+      </w:r>
+    </w:p>
+    <w:p>
+      <w:r>
+        <w:t>The dynamic response of the catheter-transducer system matters just as much. An overdamped venous trace can flatten the small c wave, blunt the x and y descents, and make a pathologic waveform appear deceptively normal. An underdamped system can introduce oscillations that were never present in the patient. A fast-flush test should therefore precede interpretation whenever waveform fidelity is uncertain. If the system cannot reproduce the pressure waveform faithfully, greater precision in cursor placement only produces a more precise measurement of the tubing.</w:t>
+      </w:r>
+    </w:p>
+    <w:p>
+      <w:pPr>
+        <w:pStyle w:val="Heading3"/>
+      </w:pPr>
+      <w:r>
+        <w:t>The mechanical preconditions</w:t>
+      </w:r>
+    </w:p>
+    <w:p>
+      <w:r>
+        <w:t>Three additional conditions should then be checked.</w:t>
       </w:r>
     </w:p>
     <w:p>
@@ -728,7 +861,7 @@
         <w:pStyle w:val="ListBullet"/>
       </w:pPr>
       <w:r>
-        <w:t>Level and zero, and re-level after every change in bed height or patient position. Module I3 gives the arithmetic and the evidence that clinicians disagree substantially about where the reference point sits on a given body. The absolute error is the same whatever pressure is being measured, so on a venous trace it is the dominant source of error.</w:t>
+        <w:t>Level and zero the transducer correctly. The transducer should be referenced to the phlebostatic axis and re-levelled whenever bed height or patient position changes. Hydrostatic error is numerically identical whether the pressure being measured is arterial or venous, but its relative importance is far greater when the true pressure is only a few mmHg. A small leveling error can therefore transform a normal right atrial pressure into an apparently elevated one.</w:t>
       </w:r>
     </w:p>
     <w:p>
@@ -736,7 +869,7 @@
         <w:pStyle w:val="ListBullet"/>
       </w:pPr>
       <w:r>
-        <w:t>Nothing may be infusing through the transduced lumen. A flowing infusion generates a pressure drop along the catheter, and the transducer sees the pressure required to drive that flow in addition to the pressure in the vessel. The displayed value is falsely high, sometimes grossly so with a small-bore lumen and a fast infusion.</w:t>
+        <w:t>Nothing should be infusing through the transduced lumen. Flow through the catheter creates an additional pressure gradient along the lumen, so the transducer records not only the pressure in the vessel but also part of the pressure required to drive the infusion. The displayed pressure can consequently be falsely elevated, particularly with smaller lumens or faster infusion rates.</w:t>
       </w:r>
     </w:p>
     <w:p>
@@ -744,7 +877,12 @@
         <w:pStyle w:val="ListBullet"/>
       </w:pPr>
       <w:r>
-        <w:t>Know where the catheter tip is, and think before trusting a femoral one. An internal jugular or subclavian catheter with its tip in the proximal superior vena cava reports right atrial pressure directly. A femoral catheter reports the pressure in the abdominal inferior vena cava, which tracks right atrial pressure closely, within about a millimetre of mercury, in a supine patient with a normal abdomen. Raise the intra-abdominal pressure and the agreement fails, and it fails for the reason Module I8 derived at length: once abdominal pressure exceeds the pressure inside the vessel, the abdominal segment of the cava behaves as a Starling resistor and the pressure measured below it reports abdominal pressure rather than anything happening in the chest. A rising femoral venous pressure in a patient with a tense abdomen is a measurement of the abdomen.</w:t>
+        <w:t>Know where the catheter tip is. A central venous pressure can only be interpreted as right atrial pressure if the catheter is actually sampling the central thoracic venous compartment. A properly positioned tip in the lower superior vena cava or near the cavoatrial junction sees essentially the same pressure as the right atrium because there is normally little pressure gradient between them. A catheter that has migrated, or was inadvertently positioned in another vessel such as the contralateral subclavian or internal jugular vein, is measuring pressure at that location instead. The same principle is why a femoral catheter is interpreted differently: it reports the pressure in the abdominal inferior vena cava, which tracks right atrial pressure closely, within about a millimetre of mercury, in a supine patient with a normal abdomen. Raise the intra-abdominal pressure and the agreement fails, for the reason Module I8 derived at length: once abdominal pressure exceeds the pressure inside the vessel, the abdominal segment of the cava behaves as a Starling resistor, and the pressure measured below it reports abdominal pressure rather than anything happening in the chest. Before interpreting an unexpected waveform or pressure as physiology, confirm that the catheter tip is where you think it is.</w:t>
+      </w:r>
+    </w:p>
+    <w:p>
+      <w:r>
+        <w:t>These technical checks are not separate from the physiology. They determine whether the waveform on the screen is actually the waveform generated by the patient. Only after they are satisfied does the cardiac and respiratory timing developed above become useful.</w:t>
       </w:r>
     </w:p>
     <w:p>
@@ -754,7 +892,7 @@
           <w:color w:val="9A6B00"/>
           <w:sz w:val="19"/>
         </w:rPr>
-        <w:t>[Offshoot / At-the-Bedside link: Build the reading as a fixed five-step sequence and it stops being a judgement call. Confirm the transducer is levelled at the phlebostatic axis and re-zero if anything has been opened. Run a fast flush and look for one to two rapidly decaying oscillations, because an overdamped venous trace has no morphology left to interpret. Put the electrocardiogram on the same sweep. Identify end expiration by watching which way the baseline moves with the breath rather than by assuming, and if the patient is expiring actively, say so in the note and read the number for what it is worth. Then place the cursor at the z point of a beat at end expiration, not on the a wave, not on the descents, and not on the digital display. The whole sequence takes under a minute and it is the difference between a number and a measurement.]</w:t>
+        <w:t>[Offshoot / At-the-Bedside link: Build the measurement as a fixed sequence. Confirm that the transducer is levelled at the phlebostatic axis and zeroed appropriately. Check the dynamic response of the catheter-transducer system with a fast flush if waveform fidelity is uncertain, and make sure nothing is infusing through the transduced lumen. Put the ECG and venous waveform on the same sweep. Determine whether expiration is passive from the respiratory movement of the baseline rather than assuming it from ventilator mode. If expiration is passive, use end expiration. If the patient is actively expiring, use the beginning of expiration before expiratory muscle pressure develops. Then place the cursor at the base of the c wave, the z point, of a beat occurring at that respiratory reference point. The purpose of the sequence is not ritual: each step removes a different way in which the measured pressure can cease to represent the physiologic pressure you intended to measure.]</w:t>
       </w:r>
     </w:p>
     <w:p>
@@ -768,6 +906,14 @@
     <w:p>
       <w:r>
         <w:t>The abnormalities below are the classical series and they are presented in the order the mechanism suggests rather than by frequency. Each one is a disturbance of one of the four determinants named at the start: the rhythm, the tricuspid valve, right ventricular diastolic properties, or something outside the heart constraining it. The tracings are the case series from Magder's review of central venous pressure monitoring, which is where this curriculum's teaching on the subject originates.</w:t>
+      </w:r>
+    </w:p>
+    <w:p>
+      <w:pPr>
+        <w:pStyle w:val="Heading3"/>
+      </w:pPr>
+      <w:r>
+        <w:t>Prominent a waves</w:t>
       </w:r>
     </w:p>
     <w:p>
@@ -833,6 +979,14 @@
     <w:p>
       <w:r>
         <w:t>The commonest version is a stiff right ventricle. Anything that chronically pressure-loads the right ventricle hypertrophies it, and a hypertrophied ventricle is a less compliant one, so the same atrial contraction generates a larger pressure rise. Pulmonary hypertension of any cause is the usual setting. The acute version is the same physiology on a shorter timescale: a submassive pulmonary embolus abruptly raises right ventricular afterload, the ventricle dilates onto a steep part of its diastolic pressure-volume relationship, and the a wave grows. The third mechanism is obstruction rather than stiffness. In tricuspid stenosis the atrium contracts against a narrowed orifice and generates a high pressure to drive flow across it, so the a wave is tall for a reason that has nothing to do with the ventricle. In all three the mean rises with the a wave, the monitor reports a high filling pressure, and the reflex is to withhold volume from a patient who may well be underfilled. Read the z point.</w:t>
+      </w:r>
+    </w:p>
+    <w:p>
+      <w:pPr>
+        <w:pStyle w:val="Heading3"/>
+      </w:pPr>
+      <w:r>
+        <w:t>Cannon a waves</w:t>
       </w:r>
     </w:p>
     <w:p>
@@ -907,7 +1061,15 @@
     </w:p>
     <w:p>
       <w:r>
-        <w:t>The regular version is the hemodynamic substrate of pacemaker syndrome. Ellenbogen and colleagues studied 16 patients with a left ventricular ejection fraction above 35 percent during atrial, ventricular and ventriculo-atrial pacing at a cycle length of 600 milliseconds. During ventriculo-atrial pacing cardiac output fell by 10 percent, forearm vascular resistance rose from 52 plus or minus 7 to 70 plus or minus 9 units, and plasma norepinephrine rose from 183 plus or minus 27 to 232 plus or minus 27 pg/mL. Regional alpha blockade with intra-arterial phentolamine nearly abolished the vascular response, placing the mechanism in the arterial baroreflex rather than in the venous congestion itself. The cannon wave is the visible marker of a loss of atrioventricular synchrony whose cost is measurable in output and in reflex vasoconstriction, and which is correctable by restoring synchrony.</w:t>
+        <w:t>The regular version is the hemodynamic substrate of pacemaker syndrome. Ellenbogen and colleagues studied 16 patients with a left ventricular ejection fraction above 35 percent during atrial, ventricular and ventriculo-atrial pacing at a cycle length of 600 milliseconds. During ventriculo-atrial pacing cardiac output fell by 10 percent, forearm vascular resistance rose from 52 (S.D. +/- 7) to 70 (S.D. +/- 9) units, and plasma norepinephrine rose from 183 (S.D. +/- 27) to 232 (S.D. +/- 27) pg/mL. Regional alpha blockade with intra-arterial phentolamine nearly abolished the vascular response, placing the mechanism in the arterial baroreflex rather than in the venous congestion itself. The cannon wave is the visible marker of a loss of atrioventricular synchrony whose cost is measurable in output and in reflex vasoconstriction, and which is correctable by restoring synchrony.</w:t>
+      </w:r>
+    </w:p>
+    <w:p>
+      <w:pPr>
+        <w:pStyle w:val="Heading3"/>
+      </w:pPr>
+      <w:r>
+        <w:t>Absent a waves in atrial fibrillation</w:t>
       </w:r>
     </w:p>
     <w:p>
@@ -918,6 +1080,14 @@
     <w:p>
       <w:r>
         <w:t>Two consequences follow. The first is practical: with the a wave gone, the landmark most clinicians use to find end diastole is gone, and the z point, identifiable from the QRS alone, becomes the only defensible reading point. The second is physiological and it deserves more weight than it usually gets. The contribution of atrial systole to ventricular filling is negligible when the ventricle is compliant, because a compliant ventricle fills perfectly well passively. It becomes substantial when the ventricle is stiff, because a stiff ventricle depends on the atrial kick to complete its filling. Those are precisely the patients whose a wave was tall in the first place. So the patients who lose the most hemodynamically from new atrial fibrillation are identifiable in advance from the venous trace, and they are the ones in whom rate control alone is least likely to be sufficient.</w:t>
+      </w:r>
+    </w:p>
+    <w:p>
+      <w:pPr>
+        <w:pStyle w:val="Heading3"/>
+      </w:pPr>
+      <w:r>
+        <w:t>The fused CV wave of tricuspid regurgitation</w:t>
       </w:r>
     </w:p>
     <w:p>
@@ -996,6 +1166,14 @@
       </w:r>
     </w:p>
     <w:p>
+      <w:pPr>
+        <w:pStyle w:val="Heading3"/>
+      </w:pPr>
+      <w:r>
+        <w:t>A prominent y descent</w:t>
+      </w:r>
+    </w:p>
+    <w:p>
       <w:r>
         <w:drawing>
           <wp:inline xmlns:a="http://schemas.openxmlformats.org/drawingml/2006/main" xmlns:pic="http://schemas.openxmlformats.org/drawingml/2006/picture">
@@ -1066,6 +1244,14 @@
       </w:r>
     </w:p>
     <w:p>
+      <w:pPr>
+        <w:pStyle w:val="Heading3"/>
+      </w:pPr>
+      <w:r>
+        <w:t>The blunted y descent of tamponade</w:t>
+      </w:r>
+    </w:p>
+    <w:p>
       <w:r>
         <w:drawing>
           <wp:inline xmlns:a="http://schemas.openxmlformats.org/drawingml/2006/main" xmlns:pic="http://schemas.openxmlformats.org/drawingml/2006/picture">
@@ -1122,17 +1308,25 @@
     </w:p>
     <w:p>
       <w:r>
-        <w:t>Tamponade is the cleanest application of the compliance equation in the whole module. Once the pericardium is full, the volume inside it is effectively fixed, and pericardial pressure acts on all four chambers at once. Blood can only enter the right heart at a moment when something else inside the pericardium is getting smaller. That moment is ventricular ejection. So during systole, as the ventricles empty, the atrium can gain volume and its pressure falls, which preserves and often exaggerates the x descent. In early diastole, when the atrium would normally empty into a ventricle that is enlarging, the ventricle cannot enlarge, because doing so would require the total pericardial volume to increase. The y descent is attenuated or abolished, and the trace acquires its characteristic single-descent appearance.</w:t>
+        <w:t>Tamponade is the cleanest application of the compliance equation in the whole module. Once the pericardium is full, the volume inside it is effectively fixed, and pericardial pressure acts on all four chambers at once. Blood can only enter the right heart at a moment when something else inside the pericardium is getting smaller. That moment is ventricular ejection. So during systole, ventricular ejection creates room within the fixed pericardial volume while atrial relaxation and downward displacement of the tricuspid annulus increase atrial capacity. Right atrial pressure can therefore fall despite continued venous inflow, preserving and often accentuating the x descent. In early diastole, when the atrium would normally empty into a ventricle that is enlarging, the ventricle cannot enlarge, because doing so would require the total pericardial volume to increase. The y descent is attenuated or abolished, and the trace acquires its characteristic single-descent appearance.</w:t>
       </w:r>
     </w:p>
     <w:p>
       <w:r>
-        <w:t>Reddy and colleagues established the hemodynamic frame in 19 patients studied before and after pericardiocentesis. In the 14 with tamponade, right atrial pressure fell from 16 plus or minus 4 to 7 plus or minus 5 mmHg with drainage, cardiac output rose from 3.87 plus or minus 1.77 to 7 plus or minus 2.2 L/min, and inspiratory systemic arterial pulse pressure rose from 45 plus or minus 29 to 81 plus or minus 23 mmHg. In every tamponade patient the right ventricular end-diastolic pressure was elevated and equal to the pericardial pressure, and that equalisation was uniformly absent in the five patients with an effusion but without tamponade. Equalisation of diastolic pressures is therefore the hemodynamic definition of the condition, and the flattened venous trace is what equalisation looks like on a single channel.</w:t>
+        <w:t>Reddy and colleagues established the hemodynamic frame in 19 patients studied before and after pericardiocentesis. In the 14 with tamponade, right atrial pressure fell from 16 (S.D. +/- 4) to 7 (S.D. +/- 5 mmHg) with drainage, cardiac output rose from 3.87 (S.D. +/- 1.77) to 7 (S.D. +/- 2.2 L/min), and inspiratory systemic arterial pulse pressure rose from 45 (S.D. +/- 29) to 81 (S.D. +/- 23 mmHg). In every tamponade patient the right ventricular end-diastolic pressure was elevated and equal to the pericardial pressure, and that equalisation was uniformly absent in the five patients with an effusion but without tamponade. Equalisation of diastolic pressures is therefore the hemodynamic definition of the condition, and the flattened venous trace is what equalisation looks like on a single channel.</w:t>
       </w:r>
     </w:p>
     <w:p>
       <w:r>
         <w:t>One point of caution about the source material, because the curriculum's own slides are inconsistent on it. The slide text describes tamponade as causing loss of both the x and the y descent. The mechanism above does not support that, the standard descriptions of tamponade physiology, such as Appleton and colleagues' review, do not support it, and the annotated tracing on the same slide marks the loss of the y descent alone. Read tamponade as a preserved x with an absent y. A trace that has lost both descents is a flat trace, and a flat trace on a venous channel should prompt a fast flush test before it prompts a diagnosis.</w:t>
+      </w:r>
+    </w:p>
+    <w:p>
+      <w:pPr>
+        <w:pStyle w:val="Heading3"/>
+      </w:pPr>
+      <w:r>
+        <w:t>Tamponade versus constriction</w:t>
       </w:r>
     </w:p>
     <w:p>
@@ -1528,7 +1722,7 @@
               <w:rPr>
                 <w:sz w:val="18"/>
               </w:rPr>
-              <w:t>RV hypertrophy in pulmonary hypertension, constriction, restriction, severe TR</w:t>
+              <w:t>RV hypertrophy in pulmonary hypertension, constriction, restriction, RV failure, severe TR</w:t>
             </w:r>
           </w:p>
         </w:tc>
@@ -1675,7 +1869,7 @@
     </w:p>
     <w:p>
       <w:r>
-        <w:t>The argument running through the last three modules is that right atrial pressure is a poor answer to the question most often asked of it, and nothing here rehabilitates the mean value as a volume status number. What the waveform does is change the question. It is not a filling pressure with decoration, it is a mechanical recording of four separate things the right heart is doing, each diagnosable in its own right without converting a pressure into a volume and therefore without the compliance assumption that made the mean uninterpretable. A cannon a wave is not weak evidence about volume, it is direct evidence of atrioventricular dissociation. An absent x descent is not a suggestive finding, it is the mechanical signature of a valve that leaks. An absent y descent is a statement about when in the cycle the heart is permitted to fill. That is why the long argument over whether central venous pressure should be measured at all, set out by De Backer and Vincent as ten questions and ten answers, is really an argument about one use of one number rather than about the catheter. Two habits carry almost all of the remaining value and both are free: look at the trace instead of the number, and place the cursor at the z point at end expiration.</w:t>
+        <w:t>The argument running through the last three modules is that right atrial pressure is a poor answer to the question most often asked of it, and nothing here rehabilitates the mean value as a volume status number. What the waveform does is change the question. It is not a filling pressure with decoration, it is a mechanical recording of four separate things the right heart is doing, each diagnosable in its own right without converting a pressure into a volume and therefore without the compliance assumption that made the mean uninterpretable. A cannon a wave is not weak evidence about volume, it is direct evidence of atrioventricular dissociation. A broad systolic CV wave with loss of the x descent is not weak evidence about volume. It is a mechanical signature of systolic regurgitant communication across the tricuspid valve. An absent y descent is a statement about when in the cycle the heart is permitted to fill. That is why the long argument over whether central venous pressure should be measured at all, set out by De Backer and Vincent as ten questions and ten answers, is really an argument about one use of one number rather than about the catheter. Two habits carry almost all of the remaining value and both are free: look at the trace instead of the number, and place the cursor at the z point/base of the c wave at the appropriate respiratory reference point, normally end expiration, or the beginning of expiration when expiration is active.</w:t>
       </w:r>
     </w:p>
     <w:p>

--- a/Module Edit Docs/I14 - Edit Doc.docx
+++ b/Module Edit Docs/I14 - Edit Doc.docx
@@ -28,7 +28,7 @@
           <w:color w:val="B00000"/>
           <w:sz w:val="21"/>
         </w:rPr>
-        <w:t>ISSUES FLAGGED FOR THIS MODULE (6)</w:t>
+        <w:t>ISSUES FLAGGED FOR THIS MODULE (7)</w:t>
       </w:r>
     </w:p>
     <w:p>
@@ -99,6 +99,16 @@
           <w:sz w:val="19"/>
         </w:rPr>
         <w:t>[NOTE: Fixup pass 2026-09-13 applied the missed "technical checks are not separate from the physiology" paragraph after the mechanical-preconditions list. The Magder 119-patient/29 percent active-expiration insertion was not applied: those figures already appear on the page in the fuller paragraph (60 cardiac, 59 non-cardiac, screening detail), and replacing it with the shorter insertion would delete verified detail solely to shorten, which the fixup rules disallow.]</w:t>
+      </w:r>
+    </w:p>
+    <w:p>
+      <w:r>
+        <w:rPr>
+          <w:i/>
+          <w:color w:val="5A5A5A"/>
+          <w:sz w:val="19"/>
+        </w:rPr>
+        <w:t>[NOTE: Gustavo's pasted-figures pass 2026-09-13 placed i14-paste9.png, a redrawn version of the existing tamponade-versus-constriction RAP tracing figure, on a shared numeric scale. Saved as img/i14-tamponade-constriction-gustavo.jpg and inserted immediately after the existing i14-tamponade-constriction.svg figure, with credit to Gustavo García Chávez. It already used RAP labeling, so no Pra/Pmsf clarifying sentence was needed. lint_page.py: 0 problems.]</w:t>
       </w:r>
     </w:p>
     <w:p/>
@@ -1386,6 +1396,61 @@
     </w:p>
     <w:p>
       <w:r>
+        <w:drawing>
+          <wp:inline xmlns:a="http://schemas.openxmlformats.org/drawingml/2006/main" xmlns:pic="http://schemas.openxmlformats.org/drawingml/2006/picture">
+            <wp:extent cx="2834640" cy="1891110"/>
+            <wp:docPr id="9" name="Picture 9"/>
+            <wp:cNvGraphicFramePr>
+              <a:graphicFrameLocks noChangeAspect="1"/>
+            </wp:cNvGraphicFramePr>
+            <a:graphic>
+              <a:graphicData uri="http://schemas.openxmlformats.org/drawingml/2006/picture">
+                <pic:pic>
+                  <pic:nvPicPr>
+                    <pic:cNvPr id="0" name="i14-tamponade-constriction-gustavo.jpg"/>
+                    <pic:cNvPicPr/>
+                  </pic:nvPicPr>
+                  <pic:blipFill>
+                    <a:blip r:embed="rId17"/>
+                    <a:stretch>
+                      <a:fillRect/>
+                    </a:stretch>
+                  </pic:blipFill>
+                  <pic:spPr>
+                    <a:xfrm>
+                      <a:off x="0" y="0"/>
+                      <a:ext cx="2834640" cy="1891110"/>
+                    </a:xfrm>
+                    <a:prstGeom prst="rect"/>
+                  </pic:spPr>
+                </pic:pic>
+              </a:graphicData>
+            </a:graphic>
+          </wp:inline>
+        </w:drawing>
+      </w:r>
+    </w:p>
+    <w:p>
+      <w:r>
+        <w:rPr>
+          <w:color w:val="777777"/>
+          <w:sz w:val="19"/>
+        </w:rPr>
+        <w:t>An alternative rendering of the same three tracings, plotted on a shared numeric scale so the elevation of the tamponade and constriction means can be read directly against the normal trace. Tamponade retains a deep x descent but loses the y descent entirely, so the pressure plateaus high through diastole. Constriction shows both a rapid x descent and a steep, abrupt y descent, producing the M or W contour described in the text. Drawn by Gustavo García Chávez for this module.</w:t>
+      </w:r>
+    </w:p>
+    <w:p>
+      <w:r>
+        <w:rPr>
+          <w:i/>
+          <w:color w:val="C0392B"/>
+          <w:sz w:val="19"/>
+        </w:rPr>
+        <w:t>[Layout note: figure shown small here. On the web it is currently capped at 640px wide. Say if you want it smaller/larger, moved, cropped, or replaced.]</w:t>
+      </w:r>
+    </w:p>
+    <w:p>
+      <w:r>
         <w:t>Both conditions raise the mean right atrial pressure, both equalise the diastolic pressures of all four chambers, and both present with predominantly right-sided heart failure. The mean number is therefore useless for separating them, and the waveform is not. The discriminator is the y descent, and the reason is a difference in when in the cycle the constraint operates.</w:t>
       </w:r>
     </w:p>
